--- a/Internship_Submission/Requirement Analysis/Solution Requirements.docx
+++ b/Internship_Submission/Requirement Analysis/Solution Requirements.docx
@@ -161,7 +161,7 @@
           <w:tcPr/>
           <w:p>
             <w:r>
-              <w:t>AeroTrade (Student: Arcot Yashashivini)</w:t>
+              <w:t>shopez_swadeshi (Student: Arcot Yashashivini)</w:t>
             </w:r>
           </w:p>
         </w:tc>
@@ -404,7 +404,7 @@
           <w:tcPr/>
           <w:p>
             <w:r>
-              <w:t>Portfolio &amp; Trading</w:t>
+              <w:t>Portfolio &amp; shopez_swadeshi</w:t>
             </w:r>
           </w:p>
         </w:tc>
